--- a/docs/enablement/word/Enablement-Where-Opal-and-AI-Credits-Fit-v1.0.docx
+++ b/docs/enablement/word/Enablement-Where-Opal-and-AI-Credits-Fit-v1.0.docx
@@ -582,8 +582,8 @@
         </w:tblBorders>
       </w:tblPr>
       <w:tblGrid>
-        <w:gridCol w:w="4827"/>
-        <w:gridCol w:w="4533"/>
+        <w:gridCol w:w="4897"/>
+        <w:gridCol w:w="4463"/>
       </w:tblGrid>
       <w:tr>
         <w:trPr>
@@ -591,7 +591,7 @@
         </w:trPr>
         <w:tc>
           <w:tcPr>
-            <w:tcW w:type="dxa" w:w="4827"/>
+            <w:tcW w:type="dxa" w:w="4897"/>
             <w:shd w:fill="E8EDF4" w:val="clear"/>
             <w:tcMar>
               <w:top w:type="dxa" w:w="70"/>
@@ -619,7 +619,7 @@
         </w:tc>
         <w:tc>
           <w:tcPr>
-            <w:tcW w:type="dxa" w:w="4533"/>
+            <w:tcW w:type="dxa" w:w="4463"/>
             <w:shd w:fill="E8EDF4" w:val="clear"/>
             <w:tcMar>
               <w:top w:type="dxa" w:w="70"/>
@@ -649,7 +649,7 @@
       <w:tr>
         <w:tc>
           <w:tcPr>
-            <w:tcW w:type="dxa" w:w="4827"/>
+            <w:tcW w:type="dxa" w:w="4897"/>
             <w:shd w:fill="FFFFFF" w:val="clear"/>
             <w:tcMar>
               <w:top w:type="dxa" w:w="70"/>
@@ -677,7 +677,7 @@
         </w:tc>
         <w:tc>
           <w:tcPr>
-            <w:tcW w:type="dxa" w:w="4533"/>
+            <w:tcW w:type="dxa" w:w="4463"/>
             <w:shd w:fill="FFFFFF" w:val="clear"/>
             <w:tcMar>
               <w:top w:type="dxa" w:w="70"/>
@@ -707,7 +707,7 @@
       <w:tr>
         <w:tc>
           <w:tcPr>
-            <w:tcW w:type="dxa" w:w="4827"/>
+            <w:tcW w:type="dxa" w:w="4897"/>
             <w:shd w:fill="F6F8FB" w:val="clear"/>
             <w:tcMar>
               <w:top w:type="dxa" w:w="70"/>
@@ -733,7 +733,7 @@
         </w:tc>
         <w:tc>
           <w:tcPr>
-            <w:tcW w:type="dxa" w:w="4533"/>
+            <w:tcW w:type="dxa" w:w="4463"/>
             <w:shd w:fill="F6F8FB" w:val="clear"/>
             <w:tcMar>
               <w:top w:type="dxa" w:w="70"/>
@@ -753,7 +753,7 @@
                 <w:sz w:val="19"/>
                 <w:szCs w:val="19"/>
               </w:rPr>
-              <w:t xml:space="preserve">A person asks in natural language, or generative AI creates something: an audience, a test, a label, an image, an analysis.</w:t>
+              <w:t xml:space="preserve">A person asks in natural language, or generative AI creates something: an audience, a test, an image, an analysis.</w:t>
             </w:r>
           </w:p>
         </w:tc>
@@ -761,7 +761,7 @@
       <w:tr>
         <w:tc>
           <w:tcPr>
-            <w:tcW w:type="dxa" w:w="4827"/>
+            <w:tcW w:type="dxa" w:w="4897"/>
             <w:shd w:fill="FFFFFF" w:val="clear"/>
             <w:tcMar>
               <w:top w:type="dxa" w:w="70"/>
@@ -789,7 +789,7 @@
         </w:tc>
         <w:tc>
           <w:tcPr>
-            <w:tcW w:type="dxa" w:w="4533"/>
+            <w:tcW w:type="dxa" w:w="4463"/>
             <w:shd w:fill="FFFFFF" w:val="clear"/>
             <w:tcMar>
               <w:top w:type="dxa" w:w="70"/>
@@ -4202,7 +4202,7 @@
           <w:sz w:val="21"/>
           <w:szCs w:val="21"/>
         </w:rPr>
-        <w:t xml:space="preserve">Is the content auto-tagging a recurring cost?</w:t>
+        <w:t xml:space="preserve">Is design-time tagging a recurring cost?</w:t>
       </w:r>
       <w:r>
         <w:rPr>
